--- a/docs/handover/word/07 - API Reference.docx
+++ b/docs/handover/word/07 - API Reference.docx
@@ -321,7 +321,7 @@
         <w:pStyle w:val="ListBullet"/>
       </w:pPr>
       <w:r>
-        <w:t>There is NO auth token check. The frontend sends 'Authorization: Bearer &lt;token&gt;' but neither backend validates it. The API trusts whatever logged_in_user_id the caller sends, and role checks are made from that id. Several role checks run only when logged_in_user_id is present. See 04 Known issues.</w:t>
+        <w:t>There is NO auth token check. The frontend sends 'Authorization: Bearer &lt;token&gt;' but neither backend validates it. The API trusts whatever logged_in_user_id the caller sends, and role checks are made from that id. Several role checks run only when logged_in_user_id is present.</w:t>
       </w:r>
     </w:p>
     <w:p>
@@ -13684,14 +13684,6 @@
       </w:pPr>
       <w:r>
         <w:t>Flask POST /api_log_list/logs, /task/add, /task/update, /task/delete and /user_monthly_tracker/delete have no role check at all.</w:t>
-      </w:r>
-    </w:p>
-    <w:p>
-      <w:pPr>
-        <w:pStyle w:val="ListBullet"/>
-      </w:pPr>
-      <w:r>
-        <w:t>See 04 Known issues for the wider problem: no token validation, trust in logged_in_user_id.</w:t>
       </w:r>
     </w:p>
     <w:sectPr>

--- a/docs/handover/word/07 - API Reference.docx
+++ b/docs/handover/word/07 - API Reference.docx
@@ -610,7 +610,7 @@
     <w:p/>
     <w:p>
       <w:r>
-        <w:t>Role names in the code are compared in lower case (for example 'super admin', 'assistant team leader'). 'Admin-level' in the code means Admin, Super Admin and Project Manager. 'Read-only guard' means the Assistant Team Leader is rejected with 403 'Assistant Team Leader has view-only access'.</w:t>
+        <w:t>Role names in the code are compared in lower case (for example 'super admin', 'assistant team leader'). 'Admin-level' in the code means Admin, Super Admin and Project Manager. 'Read-only guard' means the Assistant Team Leader is rejected with 403 'Assistant Team Leader has view-only access'. 'scope: qc' (sent by the QC and My Report screens) makes the backend treat an Assistant Team Leader like a QA: they see the agents and projects where they are the QA instead of their team.</w:t>
       </w:r>
     </w:p>
     <w:p>
@@ -1782,7 +1782,7 @@
           </w:tcPr>
           <w:p>
             <w:r>
-              <w:t>user_id* (acting user), month_year, date_from, date_to, is_active</w:t>
+              <w:t>user_id* (acting user), month_year, date_from, date_to, is_active, scope ('qc')</w:t>
             </w:r>
           </w:p>
         </w:tc>
@@ -2211,7 +2211,7 @@
           </w:tcPr>
           <w:p>
             <w:r>
-              <w:t>dropdown_type* (designations, user roles, teams, project categories, afd, a role name such as agent / qa / assistant manager / admin, projects with tasks), project_id, team_id, logged_in_user_id, user_id, date_from, month_year</w:t>
+              <w:t>dropdown_type* (designations, user roles, teams, project categories, afd, a role name such as agent / qa / assistant manager / admin, projects with tasks), project_id, team_id, logged_in_user_id, user_id, date_from, month_year, scope ('qc' = Asst Team Leader filtered like a QA)</w:t>
             </w:r>
           </w:p>
         </w:tc>
@@ -3813,17 +3813,17 @@
           </w:tcPr>
           <w:p>
             <w:r>
-              <w:t>logged_in_user_id*, tracker_id, user_id, team_id, project_id, shift, date_from, date_to, is_active, qc_pending, page, page_size (or limit)</w:t>
-            </w:r>
-          </w:p>
-        </w:tc>
-        <w:tc>
-          <w:tcPr>
-            <w:tcW w:type="dxa" w:w="2256"/>
-          </w:tcPr>
-          <w:p>
-            <w:r>
-              <w:t>Any logged-in user. Admin, Super Admin, PM see all; Asst Team Leader by team; others by assignment. A user_id filter is applied as sent (unverified for every role combination)</w:t>
+              <w:t>logged_in_user_id*, tracker_id, user_id, team_id, project_id, shift, date_from, date_to, is_active, qc_pending, page, page_size (or limit), scope ('qc')</w:t>
+            </w:r>
+          </w:p>
+        </w:tc>
+        <w:tc>
+          <w:tcPr>
+            <w:tcW w:type="dxa" w:w="2256"/>
+          </w:tcPr>
+          <w:p>
+            <w:r>
+              <w:t>Any logged-in user. Admin, Super Admin, PM see all; Asst Team Leader by team (by QA assignment with scope = qc); others by assignment. A user_id filter is applied as sent (unverified for every role combination)</w:t>
             </w:r>
           </w:p>
         </w:tc>
@@ -5725,7 +5725,7 @@
           </w:tcPr>
           <w:p>
             <w:r>
-              <w:t>qc_score: QA only. assigned_hours: Admin, Super Admin, PM, Asst Manager</w:t>
+              <w:t>qc_score: QA or Asst Team Leader. assigned_hours: Admin, Super Admin, PM, Asst Manager</w:t>
             </w:r>
           </w:p>
         </w:tc>
@@ -6221,7 +6221,7 @@
           </w:tcPr>
           <w:p>
             <w:r>
-              <w:t>Any logged-in user; Admin-level all, QA, Asst Manager, Team Leader by scope</w:t>
+              <w:t>Any logged-in user; Admin-level all, QA, Asst Manager, Team Leader by scope (with scope = qc, Asst Team Leader like a QA)</w:t>
             </w:r>
           </w:p>
         </w:tc>
@@ -6588,7 +6588,7 @@
           </w:tcPr>
           <w:p>
             <w:r>
-              <w:t>QA for self (today only); Super Admin, Admin, PM, Asst Manager for any QA; Asst Team Leader blocked</w:t>
+              <w:t>QA or Asst Team Leader for self (today only); Super Admin, Admin, PM, Asst Manager for any QA</w:t>
             </w:r>
           </w:p>
         </w:tc>
@@ -9921,7 +9921,7 @@
           </w:tcPr>
           <w:p>
             <w:r>
-              <w:t>Super Admin, Admin, PM, Asst Manager</w:t>
+              <w:t>Super Admin, Admin, PM</w:t>
             </w:r>
           </w:p>
         </w:tc>
@@ -9983,7 +9983,7 @@
           </w:tcPr>
           <w:p>
             <w:r>
-              <w:t>Super Admin, Admin, PM, Asst Manager</w:t>
+              <w:t>Super Admin, Admin, PM</w:t>
             </w:r>
           </w:p>
         </w:tc>
@@ -10045,7 +10045,7 @@
           </w:tcPr>
           <w:p>
             <w:r>
-              <w:t>Super Admin, Admin, PM, Asst Manager</w:t>
+              <w:t>Super Admin, Admin, PM</w:t>
             </w:r>
           </w:p>
         </w:tc>
@@ -10107,7 +10107,7 @@
           </w:tcPr>
           <w:p>
             <w:r>
-              <w:t>Super Admin, Admin, PM, Asst Manager</w:t>
+              <w:t>Super Admin, Admin, PM</w:t>
             </w:r>
           </w:p>
         </w:tc>

--- a/docs/handover/word/07 - API Reference.docx
+++ b/docs/handover/word/07 - API Reference.docx
@@ -5901,17 +5901,17 @@
           </w:tcPr>
           <w:p>
             <w:r>
-              <w:t>start_date, end_date, qc_start_date, qc_end_date (default: current month)</w:t>
-            </w:r>
-          </w:p>
-        </w:tc>
-        <w:tc>
-          <w:tcPr>
-            <w:tcW w:type="dxa" w:w="2256"/>
-          </w:tcPr>
-          <w:p>
-            <w:r>
-              <w:t>None - no check</w:t>
+              <w:t>logged_in_user_id, start_date, end_date, qc_start_date, qc_end_date (default: current month)</w:t>
+            </w:r>
+          </w:p>
+        </w:tc>
+        <w:tc>
+          <w:tcPr>
+            <w:tcW w:type="dxa" w:w="2256"/>
+          </w:tcPr>
+          <w:p>
+            <w:r>
+              <w:t>Any caller; QA and Asst Team Leader get only audits on their own QC (qr.qa_user_id)</w:t>
             </w:r>
           </w:p>
         </w:tc>

--- a/docs/handover/word/07 - API Reference.docx
+++ b/docs/handover/word/07 - API Reference.docx
@@ -2609,6 +2609,68 @@
           <w:p>
             <w:r>
               <w:t>ProjectSopLinks.jsx</w:t>
+            </w:r>
+          </w:p>
+        </w:tc>
+      </w:tr>
+      <w:tr>
+        <w:tc>
+          <w:tcPr>
+            <w:tcW w:type="dxa" w:w="2256"/>
+          </w:tcPr>
+          <w:p>
+            <w:r>
+              <w:t>POST /project/my_projects</w:t>
+            </w:r>
+          </w:p>
+        </w:tc>
+        <w:tc>
+          <w:tcPr>
+            <w:tcW w:type="dxa" w:w="2256"/>
+          </w:tcPr>
+          <w:p>
+            <w:r>
+              <w:t>View-only Projects tab: caller's active projects with files, SOP links and tasks</w:t>
+            </w:r>
+          </w:p>
+        </w:tc>
+        <w:tc>
+          <w:tcPr>
+            <w:tcW w:type="dxa" w:w="2256"/>
+          </w:tcPr>
+          <w:p>
+            <w:r>
+              <w:t>logged_in_user_id*</w:t>
+            </w:r>
+          </w:p>
+        </w:tc>
+        <w:tc>
+          <w:tcPr>
+            <w:tcW w:type="dxa" w:w="2256"/>
+          </w:tcPr>
+          <w:p>
+            <w:r>
+              <w:t>Agent: projects and tasks assigned to them (project_team_id / task_team_id). QA: projects where they are in the team or Project QA. Asst Team Leader: same as QA plus their team's projects. Others: all active</w:t>
+            </w:r>
+          </w:p>
+        </w:tc>
+        <w:tc>
+          <w:tcPr>
+            <w:tcW w:type="dxa" w:w="2256"/>
+          </w:tcPr>
+          <w:p>
+            <w:r>
+              <w:t>List of projects with project_manager, assistant_managers, qa (names), project_files, sop_links and tasks (task_target, qc_percentage, important_columns, sample_file)</w:t>
+            </w:r>
+          </w:p>
+        </w:tc>
+        <w:tc>
+          <w:tcPr>
+            <w:tcW w:type="dxa" w:w="2256"/>
+          </w:tcPr>
+          <w:p>
+            <w:r>
+              <w:t>MyProjects.jsx</w:t>
             </w:r>
           </w:p>
         </w:tc>
